--- a/extrakty/doc/TC278WG7/extract_17572-1_(2009).docx
+++ b/extrakty/doc/TC278WG7/extract_17572-1_(2009).docx
@@ -2381,7 +2381,7 @@
         <w:rPr>
           <w:lang w:bidi="zxx"/>
         </w:rPr>
-        <w:t xml:space="preserve">ITS aplikace mají odlišné cíle týkající se požadavků na lokační odkazy, které z jejich přirozené povahy nemohou být zcela splněny.Teoreticky nejlepší metoda označení pozic by vyžadovala aby každý systém měl v daném čase stejně přesný mapový podklad a všechny odkazy by byly identifikovatelné bez dalšího dodatečného úsilí. Okolnosti specifické pro každý systém označení pozice mohou dát odlišné váhy následujícím cílům. První cíl proto zavádí, že vynaložené úsilí je v každém případě nákladová položka, jež má být minimalizována. </w:t>
+        <w:t xml:space="preserve">ITS aplikace mají odlišné cíle týkající se požadavků na lokační odkazy, které z jejich přirozené povahy nemohou být zcela splněny. Teoreticky nejlepší metoda označení pozic by vyžadovala aby každý systém měl v daném čase stejně přesný mapový podklad a všechny odkazy by byly identifikovatelné bez dalšího dodatečného úsilí. Okolnosti specifické pro každý systém označení pozice mohou dát odlišné váhy následujícím cílům. První cíl proto zavádí, že vynaložené úsilí je v každém případě nákladová položka, jež má být minimalizována. </w:t>
       </w:r>
     </w:p>
     <w:p>
@@ -2688,7 +2688,7 @@
       </w:pPr>
       <w:r>
         <w:rPr/>
-        <w:t>mezi dvěmi pozicemi jako úsek PK (Pozice liniové či lineární);</w:t>
+        <w:t xml:space="preserve">mezi dvěma pozicemi jako úsek PK (Pozice liniové či lineární);</w:t>
       </w:r>
     </w:p>
     <w:p>
@@ -2747,7 +2747,7 @@
         <w:rPr>
           <w:lang w:bidi="zxx"/>
         </w:rPr>
-        <w:t xml:space="preserve">Bodové pozice mohou být popsány jako jednotlivě se vyskytující. Bodové pozice zahrnují například zájmové body, služby veřejné vybavenosti, komerční objekty a další. Liniové pozice jsou liniové objekty ohraničené dvěmi bodovými pozicemi. Lineární pozice jsou dvě nebo vice po sobě následujících liniových pozic ohraničené třemi nebo vice po sobě jdoucími bodovými pozicemi, které definují spojený lineární úsek v síti pozemních komunikací. Implicitní pozice oblasti je vice než jedna lineární pozice určité oblasti spojených do jednoho svazku. Explicitní pozice oblasti jsou dvourozměrné geoprvky jako vládní administrativní oblasti či poštovní okrsky nebo jen definované vnější obrysy ploch na daném místě na mapě.      </w:t>
+        <w:t xml:space="preserve">Bodové pozice mohou být popsány jako jednotlivě se vyskytující. Bodové pozice zahrnují například zájmové body, služby veřejné vybavenosti, komerční objekty a další. Liniové pozice jsou liniové objekty ohraničené dvěma bodovými pozicemi. Lineární pozice jsou dvě nebo vice po sobě následujících liniových pozic ohraničené třemi nebo vice po sobě jdoucími bodovými pozicemi, které definují spojený lineární úsek v síti pozemních komunikací. Implicitní pozice oblasti je vice než jedna lineární pozice určité oblasti spojených do jednoho svazku. Explicitní pozice oblasti jsou dvourozměrné geoprvky jako vládní administrativní oblasti či poštovní okrsky nebo jen definované vnější obrysy ploch na daném místě na mapě.      </w:t>
       </w:r>
     </w:p>
     <w:p>
